--- a/assets/cv/Khadiza-Akter-CV.docx
+++ b/assets/cv/Khadiza-Akter-CV.docx
@@ -181,13 +181,23 @@
         </w:tabs>
         <w:spacing w:after="60"/>
       </w:pPr>
+      <w:proofErr w:type="spellStart"/>
       <w:r>
         <w:rPr>
           <w:i/>
           <w:iCs/>
           <w:color w:val="1F6B75"/>
         </w:rPr>
-        <w:t>Brainware University, Kolkata, India</w:t>
+        <w:t>Brainware</w:t>
+      </w:r>
+      <w:proofErr w:type="spellEnd"/>
+      <w:r>
+        <w:rPr>
+          <w:i/>
+          <w:iCs/>
+          <w:color w:val="1F6B75"/>
+        </w:rPr>
+        <w:t xml:space="preserve"> University, Kolkata, India</w:t>
       </w:r>
       <w:r>
         <w:rPr>
@@ -568,7 +578,25 @@
           <w:bCs/>
           <w:color w:val="111111"/>
         </w:rPr>
-        <w:t>Researcher: Speaker Diarization Using Graph Neural Networks</w:t>
+        <w:t xml:space="preserve">Researcher: Speaker </w:t>
+      </w:r>
+      <w:proofErr w:type="spellStart"/>
+      <w:r>
+        <w:rPr>
+          <w:b/>
+          <w:bCs/>
+          <w:color w:val="111111"/>
+        </w:rPr>
+        <w:t>Diarization</w:t>
+      </w:r>
+      <w:proofErr w:type="spellEnd"/>
+      <w:r>
+        <w:rPr>
+          <w:b/>
+          <w:bCs/>
+          <w:color w:val="111111"/>
+        </w:rPr>
+        <w:t xml:space="preserve"> Using Graph Neural Networks</w:t>
       </w:r>
       <w:r>
         <w:rPr>
@@ -632,13 +660,23 @@
         </w:rPr>
         <w:t xml:space="preserve">, </w:t>
       </w:r>
+      <w:proofErr w:type="spellStart"/>
       <w:r>
         <w:rPr>
           <w:i/>
           <w:iCs/>
           <w:color w:val="1F6B75"/>
         </w:rPr>
-        <w:t>Brainware University</w:t>
+        <w:t>Brainware</w:t>
+      </w:r>
+      <w:proofErr w:type="spellEnd"/>
+      <w:r>
+        <w:rPr>
+          <w:i/>
+          <w:iCs/>
+          <w:color w:val="1F6B75"/>
+        </w:rPr>
+        <w:t xml:space="preserve"> University</w:t>
       </w:r>
       <w:r>
         <w:rPr>
@@ -660,7 +698,21 @@
         <w:rPr>
           <w:color w:val="111111"/>
         </w:rPr>
-        <w:t>Active contributor on OA-GNN-SC: An End-to-End Speaker Diarization Framework with Overlap-Aware Graph Modelling and Contrastive Learning</w:t>
+        <w:t xml:space="preserve">Active contributor on OA-GNN-SC: An End-to-End Speaker </w:t>
+      </w:r>
+      <w:proofErr w:type="spellStart"/>
+      <w:r>
+        <w:rPr>
+          <w:color w:val="111111"/>
+        </w:rPr>
+        <w:t>Diarization</w:t>
+      </w:r>
+      <w:proofErr w:type="spellEnd"/>
+      <w:r>
+        <w:rPr>
+          <w:color w:val="111111"/>
+        </w:rPr>
+        <w:t xml:space="preserve"> Framework with Overlap-Aware Graph Modelling and Contrastive Learning</w:t>
       </w:r>
     </w:p>
     <w:p>
@@ -878,7 +930,21 @@
         <w:rPr>
           <w:color w:val="111111"/>
         </w:rPr>
-        <w:t xml:space="preserve"> [10th International Conference SoCTA 2025, December 27-29, https://www.socta.in/pdf/BoA.pdf]</w:t>
+        <w:t xml:space="preserve"> [10th International Conference </w:t>
+      </w:r>
+      <w:proofErr w:type="spellStart"/>
+      <w:r>
+        <w:rPr>
+          <w:color w:val="111111"/>
+        </w:rPr>
+        <w:t>SoCTA</w:t>
+      </w:r>
+      <w:proofErr w:type="spellEnd"/>
+      <w:r>
+        <w:rPr>
+          <w:color w:val="111111"/>
+        </w:rPr>
+        <w:t xml:space="preserve"> 2025, December 27-29, https://www.socta.in/pdf/BoA.pdf]</w:t>
       </w:r>
     </w:p>
     <w:p>
@@ -1473,6 +1539,9 @@
     <w:p>
       <w:pPr>
         <w:spacing w:after="80"/>
+        <w:rPr>
+          <w:color w:val="111111"/>
+        </w:rPr>
       </w:pPr>
       <w:r>
         <w:rPr>
@@ -1486,27 +1555,27 @@
         <w:rPr>
           <w:color w:val="111111"/>
         </w:rPr>
-        <w:t>Deep Learning (CNN, GNN) · Contrastive Representation Learning · TensorFlow / PyTorch · NumPy · Pandas · Scikit-learn</w:t>
+        <w:t xml:space="preserve">Deep Learning (CNN, GNN) · Contrastive Representation Learning · TensorFlow / </w:t>
+      </w:r>
+      <w:proofErr w:type="spellStart"/>
+      <w:r>
+        <w:rPr>
+          <w:color w:val="111111"/>
+        </w:rPr>
+        <w:t>PyTorch</w:t>
+      </w:r>
+      <w:proofErr w:type="spellEnd"/>
+      <w:r>
+        <w:rPr>
+          <w:color w:val="111111"/>
+        </w:rPr>
+        <w:t xml:space="preserve"> · NumPy · Pandas · Scikit-learn</w:t>
       </w:r>
     </w:p>
     <w:p>
       <w:pPr>
         <w:spacing w:after="80"/>
       </w:pPr>
-      <w:r>
-        <w:rPr>
-          <w:b/>
-          <w:bCs/>
-          <w:color w:val="1A3A5C"/>
-        </w:rPr>
-        <w:t xml:space="preserve">Mobile Development:  </w:t>
-      </w:r>
-      <w:r>
-        <w:rPr>
-          <w:color w:val="111111"/>
-        </w:rPr>
-        <w:t>Flutter (project-level — Bangalore Technology Summit 2024)</w:t>
-      </w:r>
     </w:p>
     <w:p>
       <w:pPr>
@@ -1518,13 +1587,25 @@
           <w:bCs/>
           <w:color w:val="1A3A5C"/>
         </w:rPr>
-        <w:t xml:space="preserve">Tools &amp; Platforms:  </w:t>
+        <w:t xml:space="preserve">Mobile Development:  </w:t>
       </w:r>
       <w:r>
         <w:rPr>
           <w:color w:val="111111"/>
         </w:rPr>
-        <w:t>Git · GitHub · VS Code · Jupyter Notebook · Google Colab · LaTeX</w:t>
+        <w:t>Flutter (project-</w:t>
+      </w:r>
+      <w:r>
+        <w:rPr>
+          <w:color w:val="111111"/>
+        </w:rPr>
+        <w:t>level:</w:t>
+      </w:r>
+      <w:r>
+        <w:rPr>
+          <w:color w:val="111111"/>
+        </w:rPr>
+        <w:t xml:space="preserve"> Bangalore Technology Summit 2024)</w:t>
       </w:r>
     </w:p>
     <w:p>
@@ -1538,6 +1619,53 @@
           <w:color w:val="1A3A5C"/>
         </w:rPr>
         <w:lastRenderedPageBreak/>
+        <w:t xml:space="preserve">Tools &amp; Platforms:  </w:t>
+      </w:r>
+      <w:r>
+        <w:rPr>
+          <w:color w:val="111111"/>
+        </w:rPr>
+        <w:t xml:space="preserve">Git · GitHub · VS Code · </w:t>
+      </w:r>
+      <w:proofErr w:type="spellStart"/>
+      <w:r>
+        <w:rPr>
+          <w:color w:val="111111"/>
+        </w:rPr>
+        <w:t>Jupyter</w:t>
+      </w:r>
+      <w:proofErr w:type="spellEnd"/>
+      <w:r>
+        <w:rPr>
+          <w:color w:val="111111"/>
+        </w:rPr>
+        <w:t xml:space="preserve"> Notebook · Google </w:t>
+      </w:r>
+      <w:proofErr w:type="spellStart"/>
+      <w:r>
+        <w:rPr>
+          <w:color w:val="111111"/>
+        </w:rPr>
+        <w:t>Colab</w:t>
+      </w:r>
+      <w:proofErr w:type="spellEnd"/>
+      <w:r>
+        <w:rPr>
+          <w:color w:val="111111"/>
+        </w:rPr>
+        <w:t xml:space="preserve"> · LaTeX</w:t>
+      </w:r>
+    </w:p>
+    <w:p>
+      <w:pPr>
+        <w:spacing w:after="80"/>
+      </w:pPr>
+      <w:r>
+        <w:rPr>
+          <w:b/>
+          <w:bCs/>
+          <w:color w:val="1A3A5C"/>
+        </w:rPr>
         <w:t xml:space="preserve">Research Competencies:  </w:t>
       </w:r>
       <w:r>
@@ -1878,7 +2006,25 @@
           <w:iCs/>
           <w:color w:val="1F6B75"/>
         </w:rPr>
-        <w:t>[Department of Computer Science and Engineering, Brainware University, Kolkata</w:t>
+        <w:t xml:space="preserve">[Department of Computer Science and Engineering, </w:t>
+      </w:r>
+      <w:proofErr w:type="spellStart"/>
+      <w:r>
+        <w:rPr>
+          <w:i/>
+          <w:iCs/>
+          <w:color w:val="1F6B75"/>
+        </w:rPr>
+        <w:t>Brainware</w:t>
+      </w:r>
+      <w:proofErr w:type="spellEnd"/>
+      <w:r>
+        <w:rPr>
+          <w:i/>
+          <w:iCs/>
+          <w:color w:val="1F6B75"/>
+        </w:rPr>
+        <w:t xml:space="preserve"> University, Kolkata</w:t>
       </w:r>
       <w:r>
         <w:rPr>
@@ -1916,7 +2062,25 @@
           <w:bCs/>
           <w:color w:val="111111"/>
         </w:rPr>
-        <w:t xml:space="preserve">Dr. Suprava Ranjan </w:t>
+        <w:t xml:space="preserve">Dr. </w:t>
+      </w:r>
+      <w:proofErr w:type="spellStart"/>
+      <w:r>
+        <w:rPr>
+          <w:b/>
+          <w:bCs/>
+          <w:color w:val="111111"/>
+        </w:rPr>
+        <w:t>Suprava</w:t>
+      </w:r>
+      <w:proofErr w:type="spellEnd"/>
+      <w:r>
+        <w:rPr>
+          <w:b/>
+          <w:bCs/>
+          <w:color w:val="111111"/>
+        </w:rPr>
+        <w:t xml:space="preserve"> Ranjan </w:t>
       </w:r>
       <w:r>
         <w:rPr>
@@ -1962,7 +2126,25 @@
           <w:iCs/>
           <w:color w:val="1F6B75"/>
         </w:rPr>
-        <w:t>Department of Computer Science and Engineering, Siksha ‘O’ Anusandhan University</w:t>
+        <w:t xml:space="preserve">Department of Computer Science and Engineering, Siksha ‘O’ </w:t>
+      </w:r>
+      <w:proofErr w:type="spellStart"/>
+      <w:r>
+        <w:rPr>
+          <w:i/>
+          <w:iCs/>
+          <w:color w:val="1F6B75"/>
+        </w:rPr>
+        <w:t>Anusandhan</w:t>
+      </w:r>
+      <w:proofErr w:type="spellEnd"/>
+      <w:r>
+        <w:rPr>
+          <w:i/>
+          <w:iCs/>
+          <w:color w:val="1F6B75"/>
+        </w:rPr>
+        <w:t xml:space="preserve"> University</w:t>
       </w:r>
       <w:r>
         <w:rPr>
@@ -2528,6 +2710,7 @@
   <w:style w:type="paragraph" w:default="1" w:styleId="Normal">
     <w:name w:val="Normal"/>
     <w:qFormat/>
+    <w:rsid w:val="00D02BDE"/>
   </w:style>
   <w:style w:type="paragraph" w:styleId="Heading1">
     <w:name w:val="heading 1"/>

--- a/assets/cv/Khadiza-Akter-CV.docx
+++ b/assets/cv/Khadiza-Akter-CV.docx
@@ -78,7 +78,24 @@
             <w:color w:val="1155CC"/>
             <w:u w:val="single"/>
           </w:rPr>
-          <w:t>[yourportfolio.com]</w:t>
+          <w:t>[</w:t>
+        </w:r>
+        <w:r>
+          <w:t xml:space="preserve"> </w:t>
+        </w:r>
+        <w:r>
+          <w:rPr>
+            <w:color w:val="1155CC"/>
+            <w:u w:val="single"/>
+          </w:rPr>
+          <w:t>https://chosenone6969.github.io/Khadiza-Portfolio/</w:t>
+        </w:r>
+        <w:r>
+          <w:rPr>
+            <w:color w:val="1155CC"/>
+            <w:u w:val="single"/>
+          </w:rPr>
+          <w:t>]</w:t>
         </w:r>
       </w:hyperlink>
       <w:r>
@@ -87,9 +104,36 @@
         </w:rPr>
         <w:t xml:space="preserve">   ·   LinkedIn: </w:t>
       </w:r>
-      <w:r>
-        <w:t>https://www.linkedin.com/in/khadiza-akter-andrea-1989a0329?utm_source=share&amp;utm_campaign=share_via&amp;utm_content=profile&amp;utm_medium=ios_app</w:t>
-      </w:r>
+      <w:hyperlink r:id="rId8" w:history="1">
+        <w:r>
+          <w:rPr>
+            <w:rStyle w:val="Hyperlink"/>
+          </w:rPr>
+          <w:t>https://www.linkedin.com/in/khadiza-akter-andrea-1989a0329?utm_source=share&amp;utm_campaign=share_via&amp;utm_content=profile&amp;utm_medium=ios_app</w:t>
+        </w:r>
+      </w:hyperlink>
+      <w:r>
+        <w:t xml:space="preserve">  .  </w:t>
+      </w:r>
+      <w:r>
+        <w:t xml:space="preserve">ORCHID: </w:t>
+      </w:r>
+      <w:r>
+        <w:t> </w:t>
+      </w:r>
+      <w:hyperlink r:id="rId9" w:history="1">
+        <w:r>
+          <w:rPr>
+            <w:rStyle w:val="Hyperlink"/>
+          </w:rPr>
+          <w:t>https://orcid.org/0009-0000-0910-5819</w:t>
+        </w:r>
+      </w:hyperlink>
+    </w:p>
+    <w:p>
+      <w:pPr>
+        <w:spacing w:after="20"/>
+      </w:pPr>
     </w:p>
     <w:p>
       <w:pPr>
@@ -873,6 +917,7 @@
         <w:rPr>
           <w:color w:val="111111"/>
         </w:rPr>
+        <w:lastRenderedPageBreak/>
         <w:t>Led research on Enhancing Clinical Reliability in Diabetic Retinopathy Detection through Fuzzy-Guided Deep Learning</w:t>
       </w:r>
     </w:p>
@@ -889,7 +934,6 @@
         <w:rPr>
           <w:color w:val="111111"/>
         </w:rPr>
-        <w:lastRenderedPageBreak/>
         <w:t xml:space="preserve">Responsibilities: research </w:t>
       </w:r>
       <w:r>
@@ -1587,6 +1631,7 @@
           <w:bCs/>
           <w:color w:val="1A3A5C"/>
         </w:rPr>
+        <w:lastRenderedPageBreak/>
         <w:t xml:space="preserve">Mobile Development:  </w:t>
       </w:r>
       <w:r>
@@ -1618,7 +1663,6 @@
           <w:bCs/>
           <w:color w:val="1A3A5C"/>
         </w:rPr>
-        <w:lastRenderedPageBreak/>
         <w:t xml:space="preserve">Tools &amp; Platforms:  </w:t>
       </w:r>
       <w:r>
@@ -2848,7 +2892,6 @@
   <w:style w:type="character" w:default="1" w:styleId="DefaultParagraphFont">
     <w:name w:val="Default Paragraph Font"/>
     <w:uiPriority w:val="1"/>
-    <w:semiHidden/>
     <w:unhideWhenUsed/>
   </w:style>
   <w:style w:type="table" w:default="1" w:styleId="TableNormal">
@@ -13890,6 +13933,18 @@
     <w:rPr>
       <w:sz w:val="20"/>
       <w:szCs w:val="20"/>
+    </w:rPr>
+  </w:style>
+  <w:style w:type="character" w:styleId="UnresolvedMention">
+    <w:name w:val="Unresolved Mention"/>
+    <w:basedOn w:val="DefaultParagraphFont"/>
+    <w:uiPriority w:val="99"/>
+    <w:semiHidden/>
+    <w:unhideWhenUsed/>
+    <w:rsid w:val="00620557"/>
+    <w:rPr>
+      <w:color w:val="605E5C"/>
+      <w:shd w:val="clear" w:color="auto" w:fill="E1DFDD"/>
     </w:rPr>
   </w:style>
 </w:styles>
